--- a/document/NIIT-GUET-2023-Class-班级号-Group2组开题报告.docx
+++ b/document/NIIT-GUET-2023-Class-班级号-Group2组开题报告.docx
@@ -210,7 +210,7 @@
                 <w:sz w:val="24"/>
                 <w:szCs w:val="24"/>
               </w:rPr>
-              <w:t>基于Spark+AI的冷启动音乐与视频混合推荐系统</w:t>
+              <w:t>基于 Spark 大数据的用户行为实时分析与混合推荐系统</w:t>
             </w:r>
           </w:p>
         </w:tc>
@@ -1026,7 +1026,7 @@
           </w:tcPr>
           <w:p>
             <w:r>
-              <w:t>本项目构建基于Spark+AI的冷启动音乐与视频混合推荐系统，采用Lambda架构（实时+离线），实现从数据生成到前端展示的完整推荐系统闭环。系统技术栈包括Kafka消息队列、Spark Streaming实时计算、SparkSQL离线批处理、Flask REST API和Vue 3前端大屏。</w:t>
+              <w:t>本项目构建基于 Spark 大数据的用户行为实时分析与混合推荐系统，采用Lambda架构（实时+离线），实现从数据生成到前端展示的完整推荐系统闭环。系统技术栈包括Kafka消息队列、Spark Streaming实时计算、SparkSQL离线批处理、Flask REST API和Vue 3前端大屏。</w:t>
               <w:br/>
               <w:br/>
               <w:t>一、主要内容</w:t>
@@ -1289,7 +1289,7 @@
               <w:br/>
               <w:t>二、预期成果</w:t>
               <w:br/>
-              <w:t>1.一套完整的冷启动音乐与视频混合推荐系统，覆盖"数据生成→实时接入→流式计算→离线推荐→API服务→前端大屏"全流程。</w:t>
+              <w:t>1.一套完整的基于 Spark 大数据的用户行为实时分析与混合推荐系统，覆盖"数据生成→实时接入→流式计算→离线推荐→API服务→前端大屏"全流程。</w:t>
               <w:br/>
               <w:t>2.源代码交付：Spark Streaming实时分析模块（Scala）+ SparkSQL离线批处理模块（Scala）+ Flask API后端（Python）+ Vue 3前端。</w:t>
               <w:br/>
